--- a/dist/word/DEFENSE_QA_vi.docx
+++ b/dist/word/DEFENSE_QA_vi.docx
@@ -621,7 +621,61 @@
         <w:t xml:space="preserve"> </w:t>
       </w:r>
       <w:r>
-        <w:t xml:space="preserve">- Khác biệt rạch ròi (Mục 2.5.2b, 5.3.2): (i) khác</w:t>
+        <w:t xml:space="preserve">- Trước hết, làm rõ vị thế bằng chứng: phát hiện</w:t>
+      </w:r>
+      <w:r>
+        <w:t xml:space="preserve"> </w:t>
+      </w:r>
+      <w:r>
+        <w:rPr>
+          <w:bCs/>
+          <w:b/>
+        </w:rPr>
+        <w:t xml:space="preserve">vững</w:t>
+      </w:r>
+      <w:r>
+        <w:t xml:space="preserve"> </w:t>
+      </w:r>
+      <w:r>
+        <w:t xml:space="preserve">trên mẫu đầy đủ tám nền là dạng chữ U ngược</w:t>
+      </w:r>
+      <w:r>
+        <w:t xml:space="preserve"> </w:t>
+      </w:r>
+      <w:r>
+        <w:rPr>
+          <w:bCs/>
+          <w:b/>
+        </w:rPr>
+        <w:t xml:space="preserve">tan rã</w:t>
+      </w:r>
+      <w:r>
+        <w:t xml:space="preserve"> </w:t>
+      </w:r>
+      <w:r>
+        <w:t xml:space="preserve">(cả độ cong lẫn độ dốc đều không có ý nghĩa); FIP được nêu như</w:t>
+      </w:r>
+      <w:r>
+        <w:t xml:space="preserve"> </w:t>
+      </w:r>
+      <w:r>
+        <w:rPr>
+          <w:bCs/>
+          <w:b/>
+        </w:rPr>
+        <w:t xml:space="preserve">trường hợp giới hạn lý thuyết</w:t>
+      </w:r>
+      <w:r>
+        <w:t xml:space="preserve"> </w:t>
+      </w:r>
+      <w:r>
+        <w:t xml:space="preserve">của sự tan rã đó, không phải một quan hệ âm đơn điệu đã được ước lượng vững (hệ số −1,339 chỉ xuất hiện trên bản dựng dữ liệu hạn chế ba cụm, nhạy cảm với phiên bản dữ liệu).</w:t>
+      </w:r>
+      <w:r>
+        <w:t xml:space="preserve"> </w:t>
+      </w:r>
+      <w:r>
+        <w:t xml:space="preserve">- Khác biệt rạch ròi của FIP như construct (Mục 2.5.2b, 5.3.2): (i) khác</w:t>
       </w:r>
       <w:r>
         <w:t xml:space="preserve"> </w:t>
@@ -637,23 +691,7 @@
         <w:t xml:space="preserve"> </w:t>
       </w:r>
       <w:r>
-        <w:t xml:space="preserve">chữ S — FIP</w:t>
-      </w:r>
-      <w:r>
-        <w:t xml:space="preserve"> </w:t>
-      </w:r>
-      <w:r>
-        <w:rPr>
-          <w:bCs/>
-          <w:b/>
-        </w:rPr>
-        <w:t xml:space="preserve">không có điểm uốn</w:t>
-      </w:r>
-      <w:r>
-        <w:t xml:space="preserve"> </w:t>
-      </w:r>
-      <w:r>
-        <w:t xml:space="preserve">trong miền dữ liệu vì ràng buộc</w:t>
+        <w:t xml:space="preserve">chữ S — FIP phản ánh ràng buộc</w:t>
       </w:r>
       <w:r>
         <w:t xml:space="preserve"> </w:t>
@@ -717,7 +755,7 @@
         <w:t xml:space="preserve">Có tiêu chí kiểm sai</w:t>
       </w:r>
       <w:r>
-        <w:t xml:space="preserve">: nếu Lind–Mehlum phát hiện cực đại nội vùng tại SIDS khi dữ liệu đủ phủ → FIP bị bác. Phân phối FSTS tại SIDS (khối lượng ở vùng xuất khẩu cao do cưỡng bức) khiến âm đơn điệu mang nghĩa cấu trúc, không phải cắt cụt.</w:t>
+        <w:t xml:space="preserve">: nếu Lind–Mehlum phát hiện cực đại nội vùng tại SIDS khi dữ liệu đủ phủ → FIP bị bác. Trên dữ liệu hiện có, việc không tìm thấy điểm uốn nhất quán với sự tan rã của cấu trúc, không phải do cắt cụt.</w:t>
       </w:r>
     </w:p>
     <w:p>
@@ -871,7 +909,7 @@
           <w:bCs/>
           <w:b/>
         </w:rPr>
-        <w:t xml:space="preserve">âm đơn điệu</w:t>
+        <w:t xml:space="preserve">cấu trúc tan rã</w:t>
       </w:r>
       <w:r>
         <w:t xml:space="preserve"> </w:t>
@@ -1547,7 +1585,10 @@
     </w:p>
     <w:bookmarkEnd w:id="25"/>
     <w:bookmarkEnd w:id="26"/>
-    <w:sectPr/>
+    <w:sectPr>
+      <w:pgSz w:h="16838" w:w="11906"/>
+      <w:pgMar w:bottom="1417" w:left="1417" w:right="1417" w:top="1417"/>
+    </w:sectPr>
   </w:body>
 </w:document>
 </file>
@@ -1680,29 +1721,59 @@
   <w:style w:default="1" w:styleId="Normal" w:type="paragraph">
     <w:name w:val="Normal"/>
     <w:qFormat/>
+    <w:pPr>
+      <w:spacing w:line="276" w:lineRule="auto"/>
+      <w:jc w:val="both"/>
+    </w:pPr>
+    <w:rPr>
+      <w:rFonts w:ascii="Times New Roman" w:eastAsia="Times New Roman" w:hAnsi="Times New Roman"/>
+      <w:color w:val="000000"/>
+      <w:sz w:val="24"/>
+    </w:rPr>
   </w:style>
   <w:style w:styleId="BodyText" w:type="paragraph">
     <w:name w:val="Body Text"/>
     <w:basedOn w:val="Normal"/>
     <w:link w:val="BodyTextChar"/>
     <w:pPr>
-      <w:spacing w:after="180" w:before="180"/>
+      <w:spacing w:after="180" w:before="180" w:line="276" w:lineRule="auto"/>
+      <w:jc w:val="both"/>
     </w:pPr>
     <w:qFormat/>
+    <w:rPr>
+      <w:rFonts w:ascii="Times New Roman" w:eastAsia="Times New Roman" w:hAnsi="Times New Roman"/>
+      <w:color w:val="000000"/>
+      <w:sz w:val="24"/>
+    </w:rPr>
   </w:style>
   <w:style w:customStyle="1" w:styleId="FirstParagraph" w:type="paragraph">
     <w:name w:val="First Paragraph"/>
     <w:basedOn w:val="BodyText"/>
     <w:next w:val="BodyText"/>
     <w:qFormat/>
+    <w:pPr>
+      <w:spacing w:line="276" w:lineRule="auto"/>
+      <w:jc w:val="both"/>
+    </w:pPr>
+    <w:rPr>
+      <w:rFonts w:ascii="Times New Roman" w:eastAsia="Times New Roman" w:hAnsi="Times New Roman"/>
+      <w:color w:val="000000"/>
+      <w:sz w:val="24"/>
+    </w:rPr>
   </w:style>
   <w:style w:customStyle="1" w:styleId="Compact" w:type="paragraph">
     <w:name w:val="Compact"/>
     <w:basedOn w:val="BodyText"/>
     <w:qFormat/>
     <w:pPr>
-      <w:spacing w:after="36" w:before="36"/>
-    </w:pPr>
+      <w:spacing w:after="36" w:before="36" w:line="276" w:lineRule="auto"/>
+      <w:jc w:val="both"/>
+    </w:pPr>
+    <w:rPr>
+      <w:rFonts w:ascii="Times New Roman" w:eastAsia="Times New Roman" w:hAnsi="Times New Roman"/>
+      <w:color w:val="000000"/>
+      <w:sz w:val="24"/>
+    </w:rPr>
   </w:style>
   <w:style w:styleId="Title" w:type="paragraph">
     <w:name w:val="Title"/>
@@ -1712,15 +1783,15 @@
     <w:pPr>
       <w:keepNext/>
       <w:keepLines/>
-      <w:spacing w:after="240" w:before="480"/>
-      <w:jc w:val="center"/>
-    </w:pPr>
-    <w:rPr>
-      <w:rFonts w:asciiTheme="majorHAnsi" w:cstheme="majorBidi" w:eastAsiaTheme="majorEastAsia" w:hAnsiTheme="majorHAnsi"/>
+      <w:spacing w:after="240" w:before="480" w:line="276" w:lineRule="auto"/>
+      <w:jc w:val="both"/>
+    </w:pPr>
+    <w:rPr>
+      <w:rFonts w:ascii="Times New Roman" w:asciiTheme="majorHAnsi" w:cstheme="majorBidi" w:eastAsia="Times New Roman" w:eastAsiaTheme="majorEastAsia" w:hAnsi="Times New Roman" w:hAnsiTheme="majorHAnsi"/>
       <w:b/>
       <w:bCs/>
-      <w:color w:themeColor="accent1" w:themeShade="B5" w:val="345A8A"/>
-      <w:sz w:val="36"/>
+      <w:color w:val="000000"/>
+      <w:sz w:val="24"/>
       <w:szCs w:val="36"/>
     </w:rPr>
   </w:style>
@@ -1732,11 +1803,13 @@
     <w:pPr>
       <w:keepNext/>
       <w:keepLines/>
-      <w:spacing w:after="240" w:before="240"/>
-      <w:jc w:val="center"/>
-    </w:pPr>
-    <w:rPr>
-      <w:sz w:val="30"/>
+      <w:spacing w:after="240" w:before="240" w:line="276" w:lineRule="auto"/>
+      <w:jc w:val="both"/>
+    </w:pPr>
+    <w:rPr>
+      <w:rFonts w:ascii="Times New Roman" w:eastAsia="Times New Roman" w:hAnsi="Times New Roman"/>
+      <w:color w:val="000000"/>
+      <w:sz w:val="24"/>
       <w:szCs w:val="30"/>
     </w:rPr>
   </w:style>
@@ -1747,8 +1820,14 @@
     <w:pPr>
       <w:keepNext/>
       <w:keepLines/>
-      <w:jc w:val="center"/>
-    </w:pPr>
+      <w:spacing w:line="276" w:lineRule="auto"/>
+      <w:jc w:val="both"/>
+    </w:pPr>
+    <w:rPr>
+      <w:rFonts w:ascii="Times New Roman" w:eastAsia="Times New Roman" w:hAnsi="Times New Roman"/>
+      <w:color w:val="000000"/>
+      <w:sz w:val="24"/>
+    </w:rPr>
   </w:style>
   <w:style w:styleId="Date" w:type="paragraph">
     <w:name w:val="Date"/>
@@ -1757,8 +1836,14 @@
     <w:pPr>
       <w:keepNext/>
       <w:keepLines/>
-      <w:jc w:val="center"/>
-    </w:pPr>
+      <w:spacing w:line="276" w:lineRule="auto"/>
+      <w:jc w:val="both"/>
+    </w:pPr>
+    <w:rPr>
+      <w:rFonts w:ascii="Times New Roman" w:eastAsia="Times New Roman" w:hAnsi="Times New Roman"/>
+      <w:color w:val="000000"/>
+      <w:sz w:val="24"/>
+    </w:rPr>
   </w:style>
   <w:style w:customStyle="1" w:styleId="AbstractTitle" w:type="paragraph">
     <w:name w:val="Abstract Title"/>
@@ -1768,15 +1853,15 @@
     <w:pPr>
       <w:keepNext/>
       <w:keepLines/>
-      <w:jc w:val="center"/>
-      <w:spacing w:after="0" w:before="300"/>
-    </w:pPr>
-    <w:rPr>
-      <w:sz w:val="20"/>
+      <w:jc w:val="both"/>
+      <w:spacing w:after="0" w:before="300" w:line="276" w:lineRule="auto"/>
+    </w:pPr>
+    <w:rPr>
+      <w:color w:val="000000"/>
+      <w:sz w:val="24"/>
       <w:szCs w:val="20"/>
+      <w:rFonts w:ascii="Times New Roman" w:eastAsia="Times New Roman" w:hAnsi="Times New Roman"/>
       <w:b/>
-      <w:color w:val="345A8A"/>
-      &gt;
     </w:rPr>
   </w:style>
   <w:style w:customStyle="1" w:styleId="Abstract" w:type="paragraph">
@@ -1787,10 +1872,13 @@
     <w:pPr>
       <w:keepNext/>
       <w:keepLines/>
-      <w:spacing w:after="300" w:before="100"/>
-    </w:pPr>
-    <w:rPr>
-      <w:sz w:val="20"/>
+      <w:spacing w:after="300" w:before="100" w:line="276" w:lineRule="auto"/>
+      <w:jc w:val="both"/>
+    </w:pPr>
+    <w:rPr>
+      <w:rFonts w:ascii="Times New Roman" w:eastAsia="Times New Roman" w:hAnsi="Times New Roman"/>
+      <w:color w:val="000000"/>
+      <w:sz w:val="24"/>
       <w:szCs w:val="20"/>
     </w:rPr>
   </w:style>
@@ -1799,8 +1887,15 @@
     <w:basedOn w:val="Normal"/>
     <w:next w:val="Bibliography"/>
     <w:qFormat/>
-    <w:pPr/>
-    <w:rPr/>
+    <w:pPr>
+      <w:spacing w:line="276" w:lineRule="auto"/>
+      <w:jc w:val="both"/>
+    </w:pPr>
+    <w:rPr>
+      <w:rFonts w:ascii="Times New Roman" w:eastAsia="Times New Roman" w:hAnsi="Times New Roman"/>
+      <w:color w:val="000000"/>
+      <w:sz w:val="24"/>
+    </w:rPr>
   </w:style>
   <w:style w:styleId="Heading1" w:type="paragraph">
     <w:name w:val="Heading 1"/>
@@ -1811,15 +1906,16 @@
     <w:pPr>
       <w:keepNext/>
       <w:keepLines/>
-      <w:spacing w:after="0" w:before="480"/>
+      <w:spacing w:after="0" w:before="480" w:line="276" w:lineRule="auto"/>
+      <w:jc w:val="both"/>
       <w:outlineLvl w:val="0"/>
     </w:pPr>
     <w:rPr>
-      <w:rFonts w:asciiTheme="majorHAnsi" w:cstheme="majorBidi" w:eastAsiaTheme="majorEastAsia" w:hAnsiTheme="majorHAnsi"/>
+      <w:rFonts w:ascii="Times New Roman" w:asciiTheme="majorHAnsi" w:cstheme="majorBidi" w:eastAsia="Times New Roman" w:eastAsiaTheme="majorEastAsia" w:hAnsi="Times New Roman" w:hAnsiTheme="majorHAnsi"/>
       <w:b/>
       <w:bCs/>
-      <w:color w:themeColor="accent1" w:val="4F81BD"/>
-      <w:sz w:val="32"/>
+      <w:color w:val="000000"/>
+      <w:sz w:val="24"/>
       <w:szCs w:val="32"/>
     </w:rPr>
   </w:style>
@@ -1833,15 +1929,16 @@
     <w:pPr>
       <w:keepNext/>
       <w:keepLines/>
-      <w:spacing w:after="0" w:before="200"/>
+      <w:spacing w:after="0" w:before="200" w:line="276" w:lineRule="auto"/>
+      <w:jc w:val="both"/>
       <w:outlineLvl w:val="1"/>
     </w:pPr>
     <w:rPr>
-      <w:rFonts w:asciiTheme="majorHAnsi" w:cstheme="majorBidi" w:eastAsiaTheme="majorEastAsia" w:hAnsiTheme="majorHAnsi"/>
+      <w:rFonts w:ascii="Times New Roman" w:asciiTheme="majorHAnsi" w:cstheme="majorBidi" w:eastAsia="Times New Roman" w:eastAsiaTheme="majorEastAsia" w:hAnsi="Times New Roman" w:hAnsiTheme="majorHAnsi"/>
       <w:b/>
       <w:bCs/>
-      <w:color w:themeColor="accent1" w:val="4F81BD"/>
-      <w:sz w:val="28"/>
+      <w:color w:val="000000"/>
+      <w:sz w:val="24"/>
       <w:szCs w:val="28"/>
     </w:rPr>
   </w:style>
@@ -1855,14 +1952,15 @@
     <w:pPr>
       <w:keepNext/>
       <w:keepLines/>
-      <w:spacing w:after="0" w:before="200"/>
+      <w:spacing w:after="0" w:before="200" w:line="276" w:lineRule="auto"/>
+      <w:jc w:val="both"/>
       <w:outlineLvl w:val="2"/>
     </w:pPr>
     <w:rPr>
-      <w:rFonts w:asciiTheme="majorHAnsi" w:cstheme="majorBidi" w:eastAsiaTheme="majorEastAsia" w:hAnsiTheme="majorHAnsi"/>
+      <w:rFonts w:ascii="Times New Roman" w:asciiTheme="majorHAnsi" w:cstheme="majorBidi" w:eastAsia="Times New Roman" w:eastAsiaTheme="majorEastAsia" w:hAnsi="Times New Roman" w:hAnsiTheme="majorHAnsi"/>
       <w:b/>
       <w:bCs/>
-      <w:color w:themeColor="accent1" w:val="4F81BD"/>
+      <w:color w:val="000000"/>
       <w:sz w:val="24"/>
       <w:szCs w:val="24"/>
     </w:rPr>
@@ -1877,14 +1975,15 @@
     <w:pPr>
       <w:keepNext/>
       <w:keepLines/>
-      <w:spacing w:after="0" w:before="200"/>
+      <w:spacing w:after="0" w:before="200" w:line="276" w:lineRule="auto"/>
+      <w:jc w:val="both"/>
       <w:outlineLvl w:val="3"/>
     </w:pPr>
     <w:rPr>
-      <w:rFonts w:asciiTheme="majorHAnsi" w:cstheme="majorBidi" w:eastAsiaTheme="majorEastAsia" w:hAnsiTheme="majorHAnsi"/>
+      <w:rFonts w:ascii="Times New Roman" w:asciiTheme="majorHAnsi" w:cstheme="majorBidi" w:eastAsia="Times New Roman" w:eastAsiaTheme="majorEastAsia" w:hAnsi="Times New Roman" w:hAnsiTheme="majorHAnsi"/>
       <w:i/>
       <w:bCs/>
-      <w:color w:themeColor="accent1" w:val="4F81BD"/>
+      <w:color w:val="000000"/>
       <w:sz w:val="24"/>
       <w:szCs w:val="24"/>
     </w:rPr>
@@ -1899,13 +1998,14 @@
     <w:pPr>
       <w:keepNext/>
       <w:keepLines/>
-      <w:spacing w:after="0" w:before="200"/>
+      <w:spacing w:after="0" w:before="200" w:line="276" w:lineRule="auto"/>
+      <w:jc w:val="both"/>
       <w:outlineLvl w:val="4"/>
     </w:pPr>
     <w:rPr>
-      <w:rFonts w:asciiTheme="majorHAnsi" w:cstheme="majorBidi" w:eastAsiaTheme="majorEastAsia" w:hAnsiTheme="majorHAnsi"/>
+      <w:rFonts w:ascii="Times New Roman" w:asciiTheme="majorHAnsi" w:cstheme="majorBidi" w:eastAsia="Times New Roman" w:eastAsiaTheme="majorEastAsia" w:hAnsi="Times New Roman" w:hAnsiTheme="majorHAnsi"/>
       <w:iCs/>
-      <w:color w:themeColor="accent1" w:val="4F81BD"/>
+      <w:color w:val="000000"/>
       <w:sz w:val="24"/>
       <w:szCs w:val="24"/>
     </w:rPr>
@@ -1920,12 +2020,13 @@
     <w:pPr>
       <w:keepNext/>
       <w:keepLines/>
-      <w:spacing w:after="0" w:before="200"/>
+      <w:spacing w:after="0" w:before="200" w:line="276" w:lineRule="auto"/>
+      <w:jc w:val="both"/>
       <w:outlineLvl w:val="5"/>
     </w:pPr>
     <w:rPr>
-      <w:rFonts w:asciiTheme="majorHAnsi" w:cstheme="majorBidi" w:eastAsiaTheme="majorEastAsia" w:hAnsiTheme="majorHAnsi"/>
-      <w:color w:themeColor="accent1" w:val="4F81BD"/>
+      <w:rFonts w:ascii="Times New Roman" w:asciiTheme="majorHAnsi" w:cstheme="majorBidi" w:eastAsia="Times New Roman" w:eastAsiaTheme="majorEastAsia" w:hAnsi="Times New Roman" w:hAnsiTheme="majorHAnsi"/>
+      <w:color w:val="000000"/>
       <w:sz w:val="24"/>
       <w:szCs w:val="24"/>
     </w:rPr>
@@ -1940,12 +2041,13 @@
     <w:pPr>
       <w:keepNext/>
       <w:keepLines/>
-      <w:spacing w:after="0" w:before="200"/>
+      <w:spacing w:after="0" w:before="200" w:line="276" w:lineRule="auto"/>
+      <w:jc w:val="both"/>
       <w:outlineLvl w:val="6"/>
     </w:pPr>
     <w:rPr>
-      <w:rFonts w:asciiTheme="majorHAnsi" w:cstheme="majorBidi" w:eastAsiaTheme="majorEastAsia" w:hAnsiTheme="majorHAnsi"/>
-      <w:color w:themeColor="accent1" w:val="4F81BD"/>
+      <w:rFonts w:ascii="Times New Roman" w:asciiTheme="majorHAnsi" w:cstheme="majorBidi" w:eastAsia="Times New Roman" w:eastAsiaTheme="majorEastAsia" w:hAnsi="Times New Roman" w:hAnsiTheme="majorHAnsi"/>
+      <w:color w:val="000000"/>
       <w:sz w:val="24"/>
       <w:szCs w:val="24"/>
     </w:rPr>
@@ -1960,12 +2062,13 @@
     <w:pPr>
       <w:keepNext/>
       <w:keepLines/>
-      <w:spacing w:after="0" w:before="200"/>
+      <w:spacing w:after="0" w:before="200" w:line="276" w:lineRule="auto"/>
+      <w:jc w:val="both"/>
       <w:outlineLvl w:val="7"/>
     </w:pPr>
     <w:rPr>
-      <w:rFonts w:asciiTheme="majorHAnsi" w:cstheme="majorBidi" w:eastAsiaTheme="majorEastAsia" w:hAnsiTheme="majorHAnsi"/>
-      <w:color w:themeColor="accent1" w:val="4F81BD"/>
+      <w:rFonts w:ascii="Times New Roman" w:asciiTheme="majorHAnsi" w:cstheme="majorBidi" w:eastAsia="Times New Roman" w:eastAsiaTheme="majorEastAsia" w:hAnsi="Times New Roman" w:hAnsiTheme="majorHAnsi"/>
+      <w:color w:val="000000"/>
       <w:sz w:val="24"/>
       <w:szCs w:val="24"/>
     </w:rPr>
@@ -1980,12 +2083,13 @@
     <w:pPr>
       <w:keepNext/>
       <w:keepLines/>
-      <w:spacing w:after="0" w:before="200"/>
+      <w:spacing w:after="0" w:before="200" w:line="276" w:lineRule="auto"/>
+      <w:jc w:val="both"/>
       <w:outlineLvl w:val="8"/>
     </w:pPr>
     <w:rPr>
-      <w:rFonts w:asciiTheme="majorHAnsi" w:cstheme="majorBidi" w:eastAsiaTheme="majorEastAsia" w:hAnsiTheme="majorHAnsi"/>
-      <w:color w:themeColor="accent1" w:val="4F81BD"/>
+      <w:rFonts w:ascii="Times New Roman" w:asciiTheme="majorHAnsi" w:cstheme="majorBidi" w:eastAsia="Times New Roman" w:eastAsiaTheme="majorEastAsia" w:hAnsi="Times New Roman" w:hAnsiTheme="majorHAnsi"/>
+      <w:color w:val="000000"/>
       <w:sz w:val="24"/>
       <w:szCs w:val="24"/>
     </w:rPr>
@@ -1998,9 +2102,15 @@
     <w:unhideWhenUsed/>
     <w:qFormat/>
     <w:pPr>
-      <w:spacing w:after="100" w:before="100"/>
+      <w:spacing w:after="100" w:before="100" w:line="276" w:lineRule="auto"/>
       <w:ind w:firstLine="0" w:left="480" w:right="480"/>
-    </w:pPr>
+      <w:jc w:val="both"/>
+    </w:pPr>
+    <w:rPr>
+      <w:rFonts w:ascii="Times New Roman" w:eastAsia="Times New Roman" w:hAnsi="Times New Roman"/>
+      <w:color w:val="000000"/>
+      <w:sz w:val="24"/>
+    </w:rPr>
   </w:style>
   <w:style w:styleId="FootnoteText" w:type="paragraph">
     <w:name w:val="Footnote Text"/>
@@ -2009,11 +2119,25 @@
     <w:uiPriority w:val="9"/>
     <w:unhideWhenUsed/>
     <w:qFormat/>
+    <w:pPr>
+      <w:spacing w:line="276" w:lineRule="auto"/>
+      <w:jc w:val="both"/>
+    </w:pPr>
+    <w:rPr>
+      <w:rFonts w:ascii="Times New Roman" w:eastAsia="Times New Roman" w:hAnsi="Times New Roman"/>
+      <w:color w:val="000000"/>
+      <w:sz w:val="24"/>
+    </w:rPr>
   </w:style>
   <w:style w:default="1" w:styleId="DefaultParagraphFont" w:type="character">
     <w:name w:val="Default Paragraph Font"/>
     <w:semiHidden/>
     <w:unhideWhenUsed/>
+    <w:rPr>
+      <w:rFonts w:ascii="Times New Roman" w:eastAsia="Times New Roman" w:hAnsi="Times New Roman"/>
+      <w:color w:val="000000"/>
+      <w:sz w:val="24"/>
+    </w:rPr>
   </w:style>
   <w:style w:default="1" w:styleId="Table" w:type="table">
     <w:name w:val="Table"/>
@@ -2021,6 +2145,15 @@
     <w:semiHidden/>
     <w:unhideWhenUsed/>
     <w:qFormat/>
+    <w:pPr>
+      <w:spacing w:line="276" w:lineRule="auto"/>
+      <w:jc w:val="both"/>
+    </w:pPr>
+    <w:rPr>
+      <w:rFonts w:ascii="Times New Roman" w:eastAsia="Times New Roman" w:hAnsi="Times New Roman"/>
+      <w:color w:val="000000"/>
+      <w:sz w:val="24"/>
+    </w:rPr>
     <w:tblPr>
       <w:tblInd w:type="dxa" w:w="0"/>
       <w:tblCellMar>
@@ -2053,25 +2186,42 @@
     <w:pPr>
       <w:keepNext/>
       <w:keepLines/>
-      <w:spacing w:after="0"/>
-    </w:pPr>
-    <w:rPr>
+      <w:spacing w:after="0" w:line="276" w:lineRule="auto"/>
+      <w:jc w:val="both"/>
+    </w:pPr>
+    <w:rPr>
+      <w:rFonts w:ascii="Times New Roman" w:eastAsia="Times New Roman" w:hAnsi="Times New Roman"/>
       <w:b/>
+      <w:color w:val="000000"/>
+      <w:sz w:val="24"/>
     </w:rPr>
   </w:style>
   <w:style w:customStyle="1" w:styleId="Definition" w:type="paragraph">
     <w:name w:val="Definition"/>
     <w:basedOn w:val="Normal"/>
+    <w:pPr>
+      <w:spacing w:line="276" w:lineRule="auto"/>
+      <w:jc w:val="both"/>
+    </w:pPr>
+    <w:rPr>
+      <w:rFonts w:ascii="Times New Roman" w:eastAsia="Times New Roman" w:hAnsi="Times New Roman"/>
+      <w:color w:val="000000"/>
+      <w:sz w:val="24"/>
+    </w:rPr>
   </w:style>
   <w:style w:styleId="Caption" w:type="paragraph">
     <w:name w:val="Caption"/>
     <w:basedOn w:val="Normal"/>
     <w:link w:val="BodyTextChar"/>
     <w:pPr>
-      <w:spacing w:after="120" w:before="0"/>
-    </w:pPr>
-    <w:rPr>
+      <w:spacing w:after="120" w:before="0" w:line="276" w:lineRule="auto"/>
+      <w:jc w:val="both"/>
+    </w:pPr>
+    <w:rPr>
+      <w:rFonts w:ascii="Times New Roman" w:eastAsia="Times New Roman" w:hAnsi="Times New Roman"/>
       <w:i/>
+      <w:color w:val="000000"/>
+      <w:sz w:val="24"/>
     </w:rPr>
   </w:style>
   <w:style w:customStyle="1" w:styleId="TableCaption" w:type="paragraph">
@@ -2079,44 +2229,90 @@
     <w:basedOn w:val="Caption"/>
     <w:pPr>
       <w:keepNext/>
-    </w:pPr>
+      <w:spacing w:line="276" w:lineRule="auto"/>
+      <w:jc w:val="both"/>
+    </w:pPr>
+    <w:rPr>
+      <w:rFonts w:ascii="Times New Roman" w:eastAsia="Times New Roman" w:hAnsi="Times New Roman"/>
+      <w:color w:val="000000"/>
+      <w:sz w:val="24"/>
+    </w:rPr>
   </w:style>
   <w:style w:customStyle="1" w:styleId="ImageCaption" w:type="paragraph">
     <w:name w:val="Image Caption"/>
     <w:basedOn w:val="Caption"/>
+    <w:pPr>
+      <w:spacing w:line="276" w:lineRule="auto"/>
+      <w:jc w:val="both"/>
+    </w:pPr>
+    <w:rPr>
+      <w:rFonts w:ascii="Times New Roman" w:eastAsia="Times New Roman" w:hAnsi="Times New Roman"/>
+      <w:color w:val="000000"/>
+      <w:sz w:val="24"/>
+    </w:rPr>
   </w:style>
   <w:style w:customStyle="1" w:styleId="Figure" w:type="paragraph">
     <w:name w:val="Figure"/>
     <w:basedOn w:val="Normal"/>
+    <w:pPr>
+      <w:spacing w:line="276" w:lineRule="auto"/>
+      <w:jc w:val="both"/>
+    </w:pPr>
+    <w:rPr>
+      <w:rFonts w:ascii="Times New Roman" w:eastAsia="Times New Roman" w:hAnsi="Times New Roman"/>
+      <w:color w:val="000000"/>
+      <w:sz w:val="24"/>
+    </w:rPr>
   </w:style>
   <w:style w:customStyle="1" w:styleId="CaptionedFigure" w:type="paragraph">
     <w:name w:val="Captioned Figure"/>
     <w:basedOn w:val="Figure"/>
     <w:pPr>
       <w:keepNext/>
-    </w:pPr>
+      <w:spacing w:line="276" w:lineRule="auto"/>
+      <w:jc w:val="both"/>
+    </w:pPr>
+    <w:rPr>
+      <w:rFonts w:ascii="Times New Roman" w:eastAsia="Times New Roman" w:hAnsi="Times New Roman"/>
+      <w:color w:val="000000"/>
+      <w:sz w:val="24"/>
+    </w:rPr>
   </w:style>
   <w:style w:customStyle="1" w:styleId="BodyTextChar" w:type="character">
     <w:name w:val="Body Text Char"/>
     <w:basedOn w:val="DefaultParagraphFont"/>
     <w:link w:val="BodyText"/>
+    <w:rPr>
+      <w:rFonts w:ascii="Times New Roman" w:eastAsia="Times New Roman" w:hAnsi="Times New Roman"/>
+      <w:color w:val="000000"/>
+      <w:sz w:val="24"/>
+    </w:rPr>
   </w:style>
   <w:style w:customStyle="1" w:styleId="VerbatimChar" w:type="character">
     <w:name w:val="Verbatim Char"/>
     <w:basedOn w:val="BodyTextChar"/>
     <w:rPr>
-      <w:rFonts w:ascii="Consolas" w:hAnsi="Consolas"/>
-      <w:sz w:val="22"/>
+      <w:rFonts w:ascii="Times New Roman" w:eastAsia="Times New Roman" w:hAnsi="Times New Roman"/>
+      <w:color w:val="000000"/>
+      <w:sz w:val="24"/>
     </w:rPr>
   </w:style>
   <w:style w:customStyle="1" w:styleId="SectionNumber" w:type="character">
     <w:name w:val="Section Number"/>
     <w:basedOn w:val="BodyTextChar"/>
+    <w:rPr>
+      <w:rFonts w:ascii="Times New Roman" w:eastAsia="Times New Roman" w:hAnsi="Times New Roman"/>
+      <w:color w:val="000000"/>
+      <w:sz w:val="24"/>
+    </w:rPr>
   </w:style>
   <w:style w:styleId="FootnoteReference" w:type="character">
     <w:name w:val="Footnote Reference"/>
     <w:basedOn w:val="BodyTextChar"/>
     <w:rPr>
+      <w:rFonts w:ascii="Times New Roman" w:eastAsia="Times New Roman" w:hAnsi="Times New Roman"/>
+      <w:color w:val="000000"/>
+      <w:sz w:val="24"/>
       <w:vertAlign w:val="superscript"/>
     </w:rPr>
   </w:style>
@@ -2124,7 +2320,9 @@
     <w:name w:val="Hyperlink"/>
     <w:basedOn w:val="BodyTextChar"/>
     <w:rPr>
-      <w:color w:themeColor="accent1" w:val="4F81BD"/>
+      <w:rFonts w:ascii="Times New Roman" w:eastAsia="Times New Roman" w:hAnsi="Times New Roman"/>
+      <w:color w:val="000000"/>
+      <w:sz w:val="24"/>
     </w:rPr>
   </w:style>
   <w:style w:styleId="TOCHeading" w:type="paragraph">
@@ -2135,14 +2333,16 @@
     <w:unhideWhenUsed/>
     <w:qFormat/>
     <w:pPr>
-      <w:spacing w:before="240" w:line="259" w:lineRule="auto"/>
+      <w:spacing w:before="240" w:line="276" w:lineRule="auto"/>
+      <w:jc w:val="both"/>
       <w:outlineLvl w:val="9"/>
     </w:pPr>
     <w:rPr>
-      <w:rFonts w:asciiTheme="majorHAnsi" w:cstheme="majorBidi" w:eastAsiaTheme="majorEastAsia" w:hAnsiTheme="majorHAnsi"/>
+      <w:rFonts w:ascii="Times New Roman" w:asciiTheme="majorHAnsi" w:cstheme="majorBidi" w:eastAsia="Times New Roman" w:eastAsiaTheme="majorEastAsia" w:hAnsi="Times New Roman" w:hAnsiTheme="majorHAnsi"/>
       <w:b w:val="0"/>
       <w:bCs w:val="0"/>
-      <w:color w:themeColor="accent1" w:themeShade="BF" w:val="365F91"/>
+      <w:color w:val="000000"/>
+      <w:sz w:val="24"/>
     </w:rPr>
   </w:style>
   <w:style w:type="paragraph" w:customStyle="1" w:styleId="SourceCode">

--- a/dist/word/DEFENSE_QA_vi.docx
+++ b/dist/word/DEFENSE_QA_vi.docx
@@ -637,7 +637,27 @@
         <w:t xml:space="preserve"> </w:t>
       </w:r>
       <w:r>
-        <w:t xml:space="preserve">trên mẫu đầy đủ tám nền là dạng chữ U ngược</w:t>
+        <w:t xml:space="preserve">trên mẫu đầy đủ bảy nền Thái Bình Dương (loại Timor-Leste theo phân loại WB/UN;</w:t>
+      </w:r>
+      <w:r>
+        <w:t xml:space="preserve"> </w:t>
+      </w:r>
+      <m:oMath>
+        <m:r>
+          <m:t>N</m:t>
+        </m:r>
+        <m:r>
+          <m:rPr>
+            <m:sty m:val="p"/>
+          </m:rPr>
+          <m:t>=</m:t>
+        </m:r>
+        <m:r>
+          <m:t>1.450</m:t>
+        </m:r>
+      </m:oMath>
+      <w:r>
+        <w:t xml:space="preserve">, bảy cụm) là dạng chữ U ngược</w:t>
       </w:r>
       <w:r>
         <w:t xml:space="preserve"> </w:t>
@@ -653,7 +673,7 @@
         <w:t xml:space="preserve"> </w:t>
       </w:r>
       <w:r>
-        <w:t xml:space="preserve">(cả độ cong lẫn độ dốc đều không có ý nghĩa); FIP được nêu như</w:t>
+        <w:t xml:space="preserve">(độ dốc không có ý nghĩa, độ cong chỉ ở mức biên); FIP được nêu như</w:t>
       </w:r>
       <w:r>
         <w:t xml:space="preserve"> </w:t>

--- a/dist/word/DEFENSE_QA_vi.docx
+++ b/dist/word/DEFENSE_QA_vi.docx
@@ -202,7 +202,7 @@
         <w:t xml:space="preserve"> </w:t>
       </w:r>
       <w:r>
-        <w:t xml:space="preserve">(Mục 4.6.8): thêm tỷ số Mills nghịch đảo, điểm uốn gần như không đổi (43,6%→43,5%), độ cong giữ nguyên (β₂=−0,732, p&lt;,001),</w:t>
+        <w:t xml:space="preserve">(Mục 4.6.8): thêm tỷ số Mills nghịch đảo, điểm uốn gần như không đổi (43,5%→43,5%), độ cong giữ nguyên (β₂=−0,732, p&lt;,001),</w:t>
       </w:r>
       <w:r>
         <w:t xml:space="preserve"> </w:t>
@@ -252,13 +252,13 @@
           <w:bCs/>
           <w:b/>
         </w:rPr>
-        <w:t xml:space="preserve">Q2. Vì sao không dùng biến công cụ cho FSTS ở khung 50 nền?</w:t>
-      </w:r>
-      <w:r>
-        <w:t xml:space="preserve"> </w:t>
-      </w:r>
-      <w:r>
-        <w:t xml:space="preserve">- Không có công cụ hợp lệ ở quy mô 50 nền cho FSTS; luận án thừa nhận tường minh (Mục 3.5.6). Thay vào đó dựa vào FE hai chiều + suy luận theo hình dạng + kiểm tra IMR, và</w:t>
+        <w:t xml:space="preserve">Q2. Vì sao không dùng biến công cụ cho FSTS ở khung 49 nền?</w:t>
+      </w:r>
+      <w:r>
+        <w:t xml:space="preserve"> </w:t>
+      </w:r>
+      <w:r>
+        <w:t xml:space="preserve">- Không có công cụ hợp lệ ở quy mô 49 nền cho FSTS; luận án thừa nhận tường minh (Mục 3.5.6). Thay vào đó dựa vào FE hai chiều + suy luận theo hình dạng + kiểm tra IMR, và</w:t>
       </w:r>
       <w:r>
         <w:t xml:space="preserve"> </w:t>
@@ -1120,7 +1120,7 @@
         <w:t xml:space="preserve">tương tác DAI×FSTS² (hoặc DAI×FSTS) có ý nghĩa + hiệu ứng mức không nhất thiết mạnh</w:t>
       </w:r>
       <w:r>
-        <w:t xml:space="preserve">. Kết quả 50 nền: cả bốn tương tác năng lực</w:t>
+        <w:t xml:space="preserve">. Kết quả 49 nền: cả bốn tương tác năng lực</w:t>
       </w:r>
       <w:r>
         <w:t xml:space="preserve"> </w:t>
@@ -1425,7 +1425,7 @@
         <w:t xml:space="preserve">CANONICAL_NUMBERS.md</w:t>
       </w:r>
       <w:r>
-        <w:t xml:space="preserve">; khung 50 nền tái lập qua</w:t>
+        <w:t xml:space="preserve">; khung 49 nền tái lập qua</w:t>
       </w:r>
       <w:r>
         <w:t xml:space="preserve"> </w:t>

--- a/dist/word/DEFENSE_QA_vi.docx
+++ b/dist/word/DEFENSE_QA_vi.docx
@@ -202,7 +202,7 @@
         <w:t xml:space="preserve"> </w:t>
       </w:r>
       <w:r>
-        <w:t xml:space="preserve">(Mục 4.6.8): thêm tỷ số Mills nghịch đảo, điểm uốn gần như không đổi (43,5%→43,5%), độ cong giữ nguyên (β₂=−0,732, p&lt;,001),</w:t>
+        <w:t xml:space="preserve">(Mục 4.6.8): thêm tỷ số Mills nghịch đảo, điểm uốn gần như không đổi (43,6%→43,6%), độ cong giữ nguyên (β₂=−0,732, p&lt;,001),</w:t>
       </w:r>
       <w:r>
         <w:t xml:space="preserve"> </w:t>
@@ -252,13 +252,13 @@
           <w:bCs/>
           <w:b/>
         </w:rPr>
-        <w:t xml:space="preserve">Q2. Vì sao không dùng biến công cụ cho FSTS ở khung 49 nền?</w:t>
-      </w:r>
-      <w:r>
-        <w:t xml:space="preserve"> </w:t>
-      </w:r>
-      <w:r>
-        <w:t xml:space="preserve">- Không có công cụ hợp lệ ở quy mô 49 nền cho FSTS; luận án thừa nhận tường minh (Mục 3.5.6). Thay vào đó dựa vào FE hai chiều + suy luận theo hình dạng + kiểm tra IMR, và</w:t>
+        <w:t xml:space="preserve">Q2. Vì sao không dùng biến công cụ cho FSTS ở khung 50 nền?</w:t>
+      </w:r>
+      <w:r>
+        <w:t xml:space="preserve"> </w:t>
+      </w:r>
+      <w:r>
+        <w:t xml:space="preserve">- Không có công cụ hợp lệ ở quy mô 50 nền cho FSTS; luận án thừa nhận tường minh (Mục 3.5.6). Thay vào đó dựa vào FE hai chiều + suy luận theo hình dạng + kiểm tra IMR, và</w:t>
       </w:r>
       <w:r>
         <w:t xml:space="preserve"> </w:t>
@@ -466,7 +466,7 @@
           <w:bCs/>
           <w:b/>
         </w:rPr>
-        <w:t xml:space="preserve">gradient mô tả</w:t>
+        <w:t xml:space="preserve">phổ mô tả</w:t>
       </w:r>
       <w:r>
         <w:t xml:space="preserve">, không phải kiểm định độc lập — luận án phát biểu đúng như vậy.</w:t>
@@ -667,7 +667,7 @@
           <w:bCs/>
           <w:b/>
         </w:rPr>
-        <w:t xml:space="preserve">tan rã</w:t>
+        <w:t xml:space="preserve">không hình thành</w:t>
       </w:r>
       <w:r>
         <w:t xml:space="preserve"> </w:t>
@@ -689,7 +689,7 @@
         <w:t xml:space="preserve"> </w:t>
       </w:r>
       <w:r>
-        <w:t xml:space="preserve">của sự tan rã đó, không phải một quan hệ âm đơn điệu đã được ước lượng vững (hệ số −1,339 chỉ xuất hiện trên bản dựng dữ liệu hạn chế ba cụm, nhạy cảm với phiên bản dữ liệu).</w:t>
+        <w:t xml:space="preserve">của sự không hình thành đó, không phải một quan hệ âm đơn điệu đã được ước lượng vững (hệ số −1,339 chỉ xuất hiện trên bản dựng dữ liệu hạn chế ba cụm, nhạy cảm với phiên bản dữ liệu).</w:t>
       </w:r>
       <w:r>
         <w:t xml:space="preserve"> </w:t>
@@ -775,7 +775,7 @@
         <w:t xml:space="preserve">Có tiêu chí kiểm sai</w:t>
       </w:r>
       <w:r>
-        <w:t xml:space="preserve">: nếu Lind–Mehlum phát hiện cực đại nội vùng tại SIDS khi dữ liệu đủ phủ → FIP bị bác. Trên dữ liệu hiện có, việc không tìm thấy điểm uốn nhất quán với sự tan rã của cấu trúc, không phải do cắt cụt.</w:t>
+        <w:t xml:space="preserve">: nếu Lind–Mehlum phát hiện cực đại nội vùng tại SIDS khi dữ liệu đủ phủ → FIP bị bác. Trên dữ liệu hiện có, việc không tìm thấy điểm uốn nhất quán với sự không hình thành của cấu trúc, không phải do cắt cụt.</w:t>
       </w:r>
     </w:p>
     <w:p>
@@ -929,7 +929,7 @@
           <w:bCs/>
           <w:b/>
         </w:rPr>
-        <w:t xml:space="preserve">cấu trúc tan rã</w:t>
+        <w:t xml:space="preserve">cấu trúc không hình thành</w:t>
       </w:r>
       <w:r>
         <w:t xml:space="preserve"> </w:t>
@@ -945,7 +945,7 @@
           <w:bCs/>
           <w:b/>
         </w:rPr>
-        <w:t xml:space="preserve">phục hồi thông tin gradient</w:t>
+        <w:t xml:space="preserve">phục hồi thông tin phổ thể chế</w:t>
       </w:r>
       <w:r>
         <w:t xml:space="preserve"> </w:t>
@@ -1120,7 +1120,7 @@
         <w:t xml:space="preserve">tương tác DAI×FSTS² (hoặc DAI×FSTS) có ý nghĩa + hiệu ứng mức không nhất thiết mạnh</w:t>
       </w:r>
       <w:r>
-        <w:t xml:space="preserve">. Kết quả 49 nền: cả bốn tương tác năng lực</w:t>
+        <w:t xml:space="preserve">. Kết quả 50 nền: cả bốn tương tác năng lực</w:t>
       </w:r>
       <w:r>
         <w:t xml:space="preserve"> </w:t>
@@ -1425,7 +1425,7 @@
         <w:t xml:space="preserve">CANONICAL_NUMBERS.md</w:t>
       </w:r>
       <w:r>
-        <w:t xml:space="preserve">; khung 49 nền tái lập qua</w:t>
+        <w:t xml:space="preserve">; khung 50 nền tái lập qua</w:t>
       </w:r>
       <w:r>
         <w:t xml:space="preserve"> </w:t>
@@ -1518,7 +1518,7 @@
         <w:t xml:space="preserve"> </w:t>
       </w:r>
       <w:r>
-        <w:t xml:space="preserve">với gradient thể chế cực rộng (Singapore → SIDS). Khung ICRV xây trên chỉ báo thể chế phổ quát (WGI) nên</w:t>
+        <w:t xml:space="preserve">với phổ thể chế cực rộng (Singapore → SIDS). Khung ICRV xây trên chỉ báo thể chế phổ quát (WGI) nên</w:t>
       </w:r>
       <w:r>
         <w:t xml:space="preserve"> </w:t>
